--- a/Supplementary_Information/S5_Table_Hyperparameter_Search_Space.docx
+++ b/Supplementary_Information/S5_Table_Hyperparameter_Search_Space.docx
@@ -1609,11 +1609,7 @@
     <w:p/>
     <w:p>
       <w:r>
-        <w:rPr>
-          <w:rFonts w:ascii="Times New Roman" w:hAnsi="Times New Roman"/>
-          <w:sz w:val="18"/>
-        </w:rPr>
-        <w:t>Software: Python 3.11, XGBoost 2.0, scikit-learn 1.4, SHAP 0.44. All experiments run on consumer hardware (no GPU required for tabular models).</w:t>
+        <w:t>Software: Python 3.11, XGBoost 2.0.3, scikit-learn 1.5.0, SHAP 0.45. All experiments run on an Intel Core i7 CPU with an NVIDIA RTX 4050 GPU (6 GB VRAM).</w:t>
       </w:r>
     </w:p>
     <w:sectPr>
